--- a/klagomål/A 25305-2025 FSC-klagomål.docx
+++ b/klagomål/A 25305-2025 FSC-klagomål.docx
@@ -767,7 +767,7 @@
     <w:r>
       <w:tab/>
       <w:tab/>
-      <w:t>2025-05-24</w:t>
+      <w:t>2025-05-25</w:t>
       <w:br/>
       <w:br/>
     </w:r>

--- a/klagomål/A 25305-2025 FSC-klagomål.docx
+++ b/klagomål/A 25305-2025 FSC-klagomål.docx
@@ -767,7 +767,7 @@
     <w:r>
       <w:tab/>
       <w:tab/>
-      <w:t>2025-05-25</w:t>
+      <w:t>2025-05-26</w:t>
       <w:br/>
       <w:br/>
     </w:r>

--- a/klagomål/A 25305-2025 FSC-klagomål.docx
+++ b/klagomål/A 25305-2025 FSC-klagomål.docx
@@ -767,7 +767,7 @@
     <w:r>
       <w:tab/>
       <w:tab/>
-      <w:t>2025-05-26</w:t>
+      <w:t>2025-05-27</w:t>
       <w:br/>
       <w:br/>
     </w:r>

--- a/klagomål/A 25305-2025 FSC-klagomål.docx
+++ b/klagomål/A 25305-2025 FSC-klagomål.docx
@@ -767,7 +767,7 @@
     <w:r>
       <w:tab/>
       <w:tab/>
-      <w:t>2025-05-27</w:t>
+      <w:t>2025-05-30</w:t>
       <w:br/>
       <w:br/>
     </w:r>

--- a/klagomål/A 25305-2025 FSC-klagomål.docx
+++ b/klagomål/A 25305-2025 FSC-klagomål.docx
@@ -767,7 +767,7 @@
     <w:r>
       <w:tab/>
       <w:tab/>
-      <w:t>2025-05-30</w:t>
+      <w:t>2025-06-01</w:t>
       <w:br/>
       <w:br/>
     </w:r>

--- a/klagomål/A 25305-2025 FSC-klagomål.docx
+++ b/klagomål/A 25305-2025 FSC-klagomål.docx
@@ -767,7 +767,7 @@
     <w:r>
       <w:tab/>
       <w:tab/>
-      <w:t>2025-06-01</w:t>
+      <w:t>2025-06-02</w:t>
       <w:br/>
       <w:br/>
     </w:r>

--- a/klagomål/A 25305-2025 FSC-klagomål.docx
+++ b/klagomål/A 25305-2025 FSC-klagomål.docx
@@ -266,6 +266,17 @@
       </w:r>
       <w:r>
         <w:t xml:space="preserve"> är en av vårt lands främsta signalarter som överallt indikerar gamla lövträd, skogsbestånd med höga naturvärden och ekosystem med lång skoglig kontinuitet. Lokalt kan förekomsten vara mycket riklig men den hittas nästan enbart i gamla och ej slutavverkade skogar. Artens samtliga förekomster bör uppmärksammas från naturvårdssynpunkt, då många lokaler även hyser andra ovanliga och rödlistade arter. Rikliga förekomster bör skyddas med biotopskydd, frivilliga avsättningar eller reservat (SLU Artdatabanken, 2024; Nitare &amp; Skogsstyrelsen, 2019).</w:t>
+      </w:r>
+    </w:p>
+    <w:p>
+      <w:r>
+        <w:rPr>
+          <w:b/>
+        </w:rPr>
+        <w:t xml:space="preserve">Rödgul trumpetsvamp </w:t>
+      </w:r>
+      <w:r>
+        <w:t>signalerar kalkrika barrsumpskogar eller avgränsade små mineralrika ytor i barrskogslandskapet, vilka normalt har höga naturvärden. I urbergsbygder är den en bra signalart på känsliga skogsbiotoper (Nitare &amp; Skogsstyrelsen, 2019).</w:t>
       </w:r>
     </w:p>
     <w:p>
@@ -767,7 +778,7 @@
     <w:r>
       <w:tab/>
       <w:tab/>
-      <w:t>2025-06-02</w:t>
+      <w:t>2025-06-03</w:t>
       <w:br/>
       <w:br/>
     </w:r>
